--- a/exp1(2)_1262243520_DaivikSheth.docx
+++ b/exp1(2)_1262243520_DaivikSheth.docx
@@ -25,12 +25,6 @@
         <w:gridCol w:w="7240"/>
       </w:tblGrid>
       <w:tr>
-        <w:tblPrEx>
-          <w:tblCellMar>
-            <w:top w:w="0" w:type="dxa"/>
-            <w:bottom w:w="0" w:type="dxa"/>
-          </w:tblCellMar>
-        </w:tblPrEx>
         <w:tc>
           <w:tcPr>
             <w:tcW w:w="3000" w:type="dxa"/>
@@ -51,21 +45,12 @@
             <w:pPr>
               <w:spacing w:after="60"/>
             </w:pPr>
-            <w:proofErr w:type="gramStart"/>
             <w:r>
               <w:rPr>
                 <w:sz w:val="24"/>
                 <w:szCs w:val="24"/>
               </w:rPr>
-              <w:t>Name :</w:t>
-            </w:r>
-            <w:proofErr w:type="gramEnd"/>
-            <w:r>
-              <w:rPr>
-                <w:sz w:val="24"/>
-                <w:szCs w:val="24"/>
-              </w:rPr>
-              <w:t xml:space="preserve"> </w:t>
+              <w:t xml:space="preserve">Name : </w:t>
             </w:r>
             <w:r>
               <w:rPr>
@@ -105,21 +90,12 @@
               </w:rPr>
               <w:t xml:space="preserve">Panel: </w:t>
             </w:r>
-            <w:proofErr w:type="spellStart"/>
             <w:r>
               <w:rPr>
                 <w:sz w:val="24"/>
                 <w:szCs w:val="24"/>
               </w:rPr>
-              <w:t>TYBTech</w:t>
-            </w:r>
-            <w:proofErr w:type="spellEnd"/>
-            <w:r>
-              <w:rPr>
-                <w:sz w:val="24"/>
-                <w:szCs w:val="24"/>
-              </w:rPr>
-              <w:t xml:space="preserve"> AI-DS</w:t>
+              <w:t>TYBTech AI-DS</w:t>
             </w:r>
           </w:p>
           <w:p>
@@ -196,7 +172,6 @@
               </w:rPr>
               <w:t xml:space="preserve"> </w:t>
             </w:r>
-            <w:proofErr w:type="spellStart"/>
             <w:r>
               <w:t>Ed</w:t>
             </w:r>
@@ -204,11 +179,7 @@
               <w:t>u</w:t>
             </w:r>
             <w:r>
-              <w:t>Tech</w:t>
-            </w:r>
-            <w:proofErr w:type="spellEnd"/>
-            <w:r>
-              <w:t xml:space="preserve"> </w:t>
+              <w:t xml:space="preserve">Tech </w:t>
             </w:r>
           </w:p>
           <w:p>
@@ -275,12 +246,6 @@
         <w:gridCol w:w="1230"/>
       </w:tblGrid>
       <w:tr>
-        <w:tblPrEx>
-          <w:tblCellMar>
-            <w:top w:w="0" w:type="dxa"/>
-            <w:bottom w:w="0" w:type="dxa"/>
-          </w:tblCellMar>
-        </w:tblPrEx>
         <w:trPr>
           <w:cantSplit/>
           <w:tblHeader/>
@@ -359,12 +324,6 @@
         </w:tc>
       </w:tr>
       <w:tr>
-        <w:tblPrEx>
-          <w:tblCellMar>
-            <w:top w:w="0" w:type="dxa"/>
-            <w:bottom w:w="0" w:type="dxa"/>
-          </w:tblCellMar>
-        </w:tblPrEx>
         <w:trPr>
           <w:cantSplit/>
         </w:trPr>
@@ -440,12 +399,6 @@
         </w:tc>
       </w:tr>
       <w:tr>
-        <w:tblPrEx>
-          <w:tblCellMar>
-            <w:top w:w="0" w:type="dxa"/>
-            <w:bottom w:w="0" w:type="dxa"/>
-          </w:tblCellMar>
-        </w:tblPrEx>
         <w:trPr>
           <w:cantSplit/>
         </w:trPr>
@@ -521,12 +474,6 @@
         </w:tc>
       </w:tr>
       <w:tr>
-        <w:tblPrEx>
-          <w:tblCellMar>
-            <w:top w:w="0" w:type="dxa"/>
-            <w:bottom w:w="0" w:type="dxa"/>
-          </w:tblCellMar>
-        </w:tblPrEx>
         <w:trPr>
           <w:cantSplit/>
         </w:trPr>
@@ -602,12 +549,6 @@
         </w:tc>
       </w:tr>
       <w:tr>
-        <w:tblPrEx>
-          <w:tblCellMar>
-            <w:top w:w="0" w:type="dxa"/>
-            <w:bottom w:w="0" w:type="dxa"/>
-          </w:tblCellMar>
-        </w:tblPrEx>
         <w:trPr>
           <w:cantSplit/>
         </w:trPr>
@@ -683,12 +624,6 @@
         </w:tc>
       </w:tr>
       <w:tr>
-        <w:tblPrEx>
-          <w:tblCellMar>
-            <w:top w:w="0" w:type="dxa"/>
-            <w:bottom w:w="0" w:type="dxa"/>
-          </w:tblCellMar>
-        </w:tblPrEx>
         <w:trPr>
           <w:cantSplit/>
         </w:trPr>
@@ -764,12 +699,6 @@
         </w:tc>
       </w:tr>
       <w:tr>
-        <w:tblPrEx>
-          <w:tblCellMar>
-            <w:top w:w="0" w:type="dxa"/>
-            <w:bottom w:w="0" w:type="dxa"/>
-          </w:tblCellMar>
-        </w:tblPrEx>
         <w:trPr>
           <w:cantSplit/>
         </w:trPr>
@@ -845,12 +774,6 @@
         </w:tc>
       </w:tr>
       <w:tr>
-        <w:tblPrEx>
-          <w:tblCellMar>
-            <w:top w:w="0" w:type="dxa"/>
-            <w:bottom w:w="0" w:type="dxa"/>
-          </w:tblCellMar>
-        </w:tblPrEx>
         <w:trPr>
           <w:cantSplit/>
         </w:trPr>
@@ -926,12 +849,6 @@
         </w:tc>
       </w:tr>
       <w:tr>
-        <w:tblPrEx>
-          <w:tblCellMar>
-            <w:top w:w="0" w:type="dxa"/>
-            <w:bottom w:w="0" w:type="dxa"/>
-          </w:tblCellMar>
-        </w:tblPrEx>
         <w:trPr>
           <w:cantSplit/>
         </w:trPr>
@@ -1007,12 +924,6 @@
         </w:tc>
       </w:tr>
       <w:tr>
-        <w:tblPrEx>
-          <w:tblCellMar>
-            <w:top w:w="0" w:type="dxa"/>
-            <w:bottom w:w="0" w:type="dxa"/>
-          </w:tblCellMar>
-        </w:tblPrEx>
         <w:trPr>
           <w:cantSplit/>
         </w:trPr>
@@ -1088,12 +999,6 @@
         </w:tc>
       </w:tr>
       <w:tr>
-        <w:tblPrEx>
-          <w:tblCellMar>
-            <w:top w:w="0" w:type="dxa"/>
-            <w:bottom w:w="0" w:type="dxa"/>
-          </w:tblCellMar>
-        </w:tblPrEx>
         <w:trPr>
           <w:cantSplit/>
         </w:trPr>
@@ -1169,12 +1074,6 @@
         </w:tc>
       </w:tr>
       <w:tr>
-        <w:tblPrEx>
-          <w:tblCellMar>
-            <w:top w:w="0" w:type="dxa"/>
-            <w:bottom w:w="0" w:type="dxa"/>
-          </w:tblCellMar>
-        </w:tblPrEx>
         <w:trPr>
           <w:cantSplit/>
         </w:trPr>
@@ -1250,12 +1149,6 @@
         </w:tc>
       </w:tr>
       <w:tr>
-        <w:tblPrEx>
-          <w:tblCellMar>
-            <w:top w:w="0" w:type="dxa"/>
-            <w:bottom w:w="0" w:type="dxa"/>
-          </w:tblCellMar>
-        </w:tblPrEx>
         <w:trPr>
           <w:cantSplit/>
         </w:trPr>
@@ -1331,12 +1224,6 @@
         </w:tc>
       </w:tr>
       <w:tr>
-        <w:tblPrEx>
-          <w:tblCellMar>
-            <w:top w:w="0" w:type="dxa"/>
-            <w:bottom w:w="0" w:type="dxa"/>
-          </w:tblCellMar>
-        </w:tblPrEx>
         <w:trPr>
           <w:cantSplit/>
         </w:trPr>
@@ -1412,12 +1299,6 @@
         </w:tc>
       </w:tr>
       <w:tr>
-        <w:tblPrEx>
-          <w:tblCellMar>
-            <w:top w:w="0" w:type="dxa"/>
-            <w:bottom w:w="0" w:type="dxa"/>
-          </w:tblCellMar>
-        </w:tblPrEx>
         <w:trPr>
           <w:cantSplit/>
         </w:trPr>
@@ -1494,12 +1375,6 @@
         </w:tc>
       </w:tr>
       <w:tr>
-        <w:tblPrEx>
-          <w:tblCellMar>
-            <w:top w:w="0" w:type="dxa"/>
-            <w:bottom w:w="0" w:type="dxa"/>
-          </w:tblCellMar>
-        </w:tblPrEx>
         <w:trPr>
           <w:cantSplit/>
         </w:trPr>
@@ -1575,12 +1450,6 @@
         </w:tc>
       </w:tr>
       <w:tr>
-        <w:tblPrEx>
-          <w:tblCellMar>
-            <w:top w:w="0" w:type="dxa"/>
-            <w:bottom w:w="0" w:type="dxa"/>
-          </w:tblCellMar>
-        </w:tblPrEx>
         <w:trPr>
           <w:cantSplit/>
         </w:trPr>
@@ -1656,12 +1525,6 @@
         </w:tc>
       </w:tr>
       <w:tr>
-        <w:tblPrEx>
-          <w:tblCellMar>
-            <w:top w:w="0" w:type="dxa"/>
-            <w:bottom w:w="0" w:type="dxa"/>
-          </w:tblCellMar>
-        </w:tblPrEx>
         <w:trPr>
           <w:cantSplit/>
         </w:trPr>
@@ -1737,12 +1600,6 @@
         </w:tc>
       </w:tr>
       <w:tr>
-        <w:tblPrEx>
-          <w:tblCellMar>
-            <w:top w:w="0" w:type="dxa"/>
-            <w:bottom w:w="0" w:type="dxa"/>
-          </w:tblCellMar>
-        </w:tblPrEx>
         <w:trPr>
           <w:cantSplit/>
         </w:trPr>
@@ -1852,6 +1709,7 @@
         <w:rPr>
           <w:i/>
           <w:iCs/>
+          <w:noProof/>
           <w:sz w:val="20"/>
           <w:szCs w:val="20"/>
         </w:rPr>
@@ -2037,6 +1895,7 @@
         <w:rPr>
           <w:i/>
           <w:iCs/>
+          <w:noProof/>
           <w:sz w:val="20"/>
           <w:szCs w:val="20"/>
         </w:rPr>
@@ -2144,23 +2003,7 @@
           <w:sz w:val="20"/>
           <w:szCs w:val="20"/>
         </w:rPr>
-        <w:t xml:space="preserve">Word bank taps and </w:t>
-      </w:r>
-      <w:proofErr w:type="gramStart"/>
-      <w:r>
-        <w:rPr>
-          <w:sz w:val="20"/>
-          <w:szCs w:val="20"/>
-        </w:rPr>
-        <w:t>Enter</w:t>
-      </w:r>
-      <w:proofErr w:type="gramEnd"/>
-      <w:r>
-        <w:rPr>
-          <w:sz w:val="20"/>
-          <w:szCs w:val="20"/>
-        </w:rPr>
-        <w:t xml:space="preserve"> to check save clicks.</w:t>
+        <w:t>Word bank taps and Enter to check save clicks.</w:t>
       </w:r>
     </w:p>
     <w:p>
@@ -2224,6 +2067,7 @@
         <w:rPr>
           <w:i/>
           <w:iCs/>
+          <w:noProof/>
           <w:sz w:val="20"/>
           <w:szCs w:val="20"/>
         </w:rPr>
@@ -2355,6 +2199,7 @@
         <w:rPr>
           <w:i/>
           <w:iCs/>
+          <w:noProof/>
           <w:sz w:val="20"/>
           <w:szCs w:val="20"/>
         </w:rPr>
@@ -2486,6 +2331,7 @@
         <w:rPr>
           <w:i/>
           <w:iCs/>
+          <w:noProof/>
           <w:sz w:val="20"/>
           <w:szCs w:val="20"/>
         </w:rPr>
@@ -2618,6 +2464,7 @@
         <w:rPr>
           <w:i/>
           <w:iCs/>
+          <w:noProof/>
           <w:sz w:val="20"/>
           <w:szCs w:val="20"/>
         </w:rPr>
@@ -2725,23 +2572,7 @@
           <w:sz w:val="20"/>
           <w:szCs w:val="20"/>
         </w:rPr>
-        <w:t xml:space="preserve">No hearts </w:t>
-      </w:r>
-      <w:proofErr w:type="gramStart"/>
-      <w:r>
-        <w:rPr>
-          <w:sz w:val="20"/>
-          <w:szCs w:val="20"/>
-        </w:rPr>
-        <w:t>means</w:t>
-      </w:r>
-      <w:proofErr w:type="gramEnd"/>
-      <w:r>
-        <w:rPr>
-          <w:sz w:val="20"/>
-          <w:szCs w:val="20"/>
-        </w:rPr>
-        <w:t xml:space="preserve"> you can't continue, but Practice lets you earn them back.</w:t>
+        <w:t>No hearts means you can't continue, but Practice lets you earn them back.</w:t>
       </w:r>
     </w:p>
     <w:p>
@@ -2895,6 +2726,7 @@
         <w:rPr>
           <w:i/>
           <w:iCs/>
+          <w:noProof/>
           <w:sz w:val="20"/>
           <w:szCs w:val="20"/>
         </w:rPr>
@@ -3017,6 +2849,7 @@
         <w:rPr>
           <w:i/>
           <w:iCs/>
+          <w:noProof/>
           <w:sz w:val="20"/>
           <w:szCs w:val="20"/>
         </w:rPr>
@@ -3167,12 +3000,6 @@
         <w:gridCol w:w="1230"/>
       </w:tblGrid>
       <w:tr>
-        <w:tblPrEx>
-          <w:tblCellMar>
-            <w:top w:w="0" w:type="dxa"/>
-            <w:bottom w:w="0" w:type="dxa"/>
-          </w:tblCellMar>
-        </w:tblPrEx>
         <w:trPr>
           <w:cantSplit/>
           <w:tblHeader/>
@@ -3251,12 +3078,6 @@
         </w:tc>
       </w:tr>
       <w:tr>
-        <w:tblPrEx>
-          <w:tblCellMar>
-            <w:top w:w="0" w:type="dxa"/>
-            <w:bottom w:w="0" w:type="dxa"/>
-          </w:tblCellMar>
-        </w:tblPrEx>
         <w:trPr>
           <w:cantSplit/>
         </w:trPr>
@@ -3332,12 +3153,6 @@
         </w:tc>
       </w:tr>
       <w:tr>
-        <w:tblPrEx>
-          <w:tblCellMar>
-            <w:top w:w="0" w:type="dxa"/>
-            <w:bottom w:w="0" w:type="dxa"/>
-          </w:tblCellMar>
-        </w:tblPrEx>
         <w:trPr>
           <w:cantSplit/>
         </w:trPr>
@@ -3413,12 +3228,6 @@
         </w:tc>
       </w:tr>
       <w:tr>
-        <w:tblPrEx>
-          <w:tblCellMar>
-            <w:top w:w="0" w:type="dxa"/>
-            <w:bottom w:w="0" w:type="dxa"/>
-          </w:tblCellMar>
-        </w:tblPrEx>
         <w:trPr>
           <w:cantSplit/>
         </w:trPr>
@@ -3494,12 +3303,6 @@
         </w:tc>
       </w:tr>
       <w:tr>
-        <w:tblPrEx>
-          <w:tblCellMar>
-            <w:top w:w="0" w:type="dxa"/>
-            <w:bottom w:w="0" w:type="dxa"/>
-          </w:tblCellMar>
-        </w:tblPrEx>
         <w:trPr>
           <w:cantSplit/>
         </w:trPr>
@@ -3575,12 +3378,6 @@
         </w:tc>
       </w:tr>
       <w:tr>
-        <w:tblPrEx>
-          <w:tblCellMar>
-            <w:top w:w="0" w:type="dxa"/>
-            <w:bottom w:w="0" w:type="dxa"/>
-          </w:tblCellMar>
-        </w:tblPrEx>
         <w:trPr>
           <w:cantSplit/>
         </w:trPr>
@@ -3656,12 +3453,6 @@
         </w:tc>
       </w:tr>
       <w:tr>
-        <w:tblPrEx>
-          <w:tblCellMar>
-            <w:top w:w="0" w:type="dxa"/>
-            <w:bottom w:w="0" w:type="dxa"/>
-          </w:tblCellMar>
-        </w:tblPrEx>
         <w:trPr>
           <w:cantSplit/>
         </w:trPr>
@@ -3737,12 +3528,6 @@
         </w:tc>
       </w:tr>
       <w:tr>
-        <w:tblPrEx>
-          <w:tblCellMar>
-            <w:top w:w="0" w:type="dxa"/>
-            <w:bottom w:w="0" w:type="dxa"/>
-          </w:tblCellMar>
-        </w:tblPrEx>
         <w:trPr>
           <w:cantSplit/>
         </w:trPr>
@@ -3818,12 +3603,6 @@
         </w:tc>
       </w:tr>
       <w:tr>
-        <w:tblPrEx>
-          <w:tblCellMar>
-            <w:top w:w="0" w:type="dxa"/>
-            <w:bottom w:w="0" w:type="dxa"/>
-          </w:tblCellMar>
-        </w:tblPrEx>
         <w:trPr>
           <w:cantSplit/>
         </w:trPr>
@@ -3899,12 +3678,6 @@
         </w:tc>
       </w:tr>
       <w:tr>
-        <w:tblPrEx>
-          <w:tblCellMar>
-            <w:top w:w="0" w:type="dxa"/>
-            <w:bottom w:w="0" w:type="dxa"/>
-          </w:tblCellMar>
-        </w:tblPrEx>
         <w:trPr>
           <w:cantSplit/>
         </w:trPr>
@@ -3980,12 +3753,6 @@
         </w:tc>
       </w:tr>
       <w:tr>
-        <w:tblPrEx>
-          <w:tblCellMar>
-            <w:top w:w="0" w:type="dxa"/>
-            <w:bottom w:w="0" w:type="dxa"/>
-          </w:tblCellMar>
-        </w:tblPrEx>
         <w:trPr>
           <w:cantSplit/>
         </w:trPr>
@@ -4061,12 +3828,6 @@
         </w:tc>
       </w:tr>
       <w:tr>
-        <w:tblPrEx>
-          <w:tblCellMar>
-            <w:top w:w="0" w:type="dxa"/>
-            <w:bottom w:w="0" w:type="dxa"/>
-          </w:tblCellMar>
-        </w:tblPrEx>
         <w:trPr>
           <w:cantSplit/>
         </w:trPr>
@@ -4142,12 +3903,6 @@
         </w:tc>
       </w:tr>
       <w:tr>
-        <w:tblPrEx>
-          <w:tblCellMar>
-            <w:top w:w="0" w:type="dxa"/>
-            <w:bottom w:w="0" w:type="dxa"/>
-          </w:tblCellMar>
-        </w:tblPrEx>
         <w:trPr>
           <w:cantSplit/>
         </w:trPr>
@@ -4223,12 +3978,6 @@
         </w:tc>
       </w:tr>
       <w:tr>
-        <w:tblPrEx>
-          <w:tblCellMar>
-            <w:top w:w="0" w:type="dxa"/>
-            <w:bottom w:w="0" w:type="dxa"/>
-          </w:tblCellMar>
-        </w:tblPrEx>
         <w:trPr>
           <w:cantSplit/>
         </w:trPr>
@@ -4304,12 +4053,6 @@
         </w:tc>
       </w:tr>
       <w:tr>
-        <w:tblPrEx>
-          <w:tblCellMar>
-            <w:top w:w="0" w:type="dxa"/>
-            <w:bottom w:w="0" w:type="dxa"/>
-          </w:tblCellMar>
-        </w:tblPrEx>
         <w:trPr>
           <w:cantSplit/>
         </w:trPr>
@@ -4385,12 +4128,6 @@
         </w:tc>
       </w:tr>
       <w:tr>
-        <w:tblPrEx>
-          <w:tblCellMar>
-            <w:top w:w="0" w:type="dxa"/>
-            <w:bottom w:w="0" w:type="dxa"/>
-          </w:tblCellMar>
-        </w:tblPrEx>
         <w:trPr>
           <w:cantSplit/>
         </w:trPr>
@@ -4466,12 +4203,6 @@
         </w:tc>
       </w:tr>
       <w:tr>
-        <w:tblPrEx>
-          <w:tblCellMar>
-            <w:top w:w="0" w:type="dxa"/>
-            <w:bottom w:w="0" w:type="dxa"/>
-          </w:tblCellMar>
-        </w:tblPrEx>
         <w:trPr>
           <w:cantSplit/>
         </w:trPr>
@@ -4547,12 +4278,6 @@
         </w:tc>
       </w:tr>
       <w:tr>
-        <w:tblPrEx>
-          <w:tblCellMar>
-            <w:top w:w="0" w:type="dxa"/>
-            <w:bottom w:w="0" w:type="dxa"/>
-          </w:tblCellMar>
-        </w:tblPrEx>
         <w:trPr>
           <w:cantSplit/>
         </w:trPr>
@@ -4628,12 +4353,6 @@
         </w:tc>
       </w:tr>
       <w:tr>
-        <w:tblPrEx>
-          <w:tblCellMar>
-            <w:top w:w="0" w:type="dxa"/>
-            <w:bottom w:w="0" w:type="dxa"/>
-          </w:tblCellMar>
-        </w:tblPrEx>
         <w:trPr>
           <w:cantSplit/>
         </w:trPr>
@@ -4744,6 +4463,7 @@
         <w:rPr>
           <w:i/>
           <w:iCs/>
+          <w:noProof/>
           <w:sz w:val="20"/>
           <w:szCs w:val="20"/>
         </w:rPr>
@@ -4893,6 +4613,7 @@
         <w:rPr>
           <w:i/>
           <w:iCs/>
+          <w:noProof/>
           <w:sz w:val="20"/>
           <w:szCs w:val="20"/>
         </w:rPr>
@@ -5096,6 +4817,7 @@
         <w:rPr>
           <w:i/>
           <w:iCs/>
+          <w:noProof/>
           <w:sz w:val="20"/>
           <w:szCs w:val="20"/>
         </w:rPr>
@@ -5327,6 +5049,7 @@
         <w:rPr>
           <w:i/>
           <w:iCs/>
+          <w:noProof/>
           <w:sz w:val="20"/>
           <w:szCs w:val="20"/>
         </w:rPr>
@@ -5380,7 +5103,25 @@
           <w:sz w:val="20"/>
           <w:szCs w:val="20"/>
         </w:rPr>
-        <w:t>Fig. 14 — Correct / incorrect feedback</w:t>
+        <w:t>Fig. 1</w:t>
+      </w:r>
+      <w:r>
+        <w:rPr>
+          <w:i/>
+          <w:iCs/>
+          <w:sz w:val="20"/>
+          <w:szCs w:val="20"/>
+        </w:rPr>
+        <w:t>3</w:t>
+      </w:r>
+      <w:r>
+        <w:rPr>
+          <w:i/>
+          <w:iCs/>
+          <w:sz w:val="20"/>
+          <w:szCs w:val="20"/>
+        </w:rPr>
+        <w:t xml:space="preserve"> — Correct / incorrect feedback</w:t>
       </w:r>
     </w:p>
     <w:p>
@@ -5453,6 +5194,7 @@
         <w:rPr>
           <w:i/>
           <w:iCs/>
+          <w:noProof/>
           <w:sz w:val="20"/>
           <w:szCs w:val="20"/>
         </w:rPr>
@@ -5507,7 +5249,25 @@
           <w:sz w:val="20"/>
           <w:szCs w:val="20"/>
         </w:rPr>
-        <w:t>Fig. 16 — Course / language picker</w:t>
+        <w:t>Fig. 1</w:t>
+      </w:r>
+      <w:r>
+        <w:rPr>
+          <w:i/>
+          <w:iCs/>
+          <w:sz w:val="20"/>
+          <w:szCs w:val="20"/>
+        </w:rPr>
+        <w:t>4</w:t>
+      </w:r>
+      <w:r>
+        <w:rPr>
+          <w:i/>
+          <w:iCs/>
+          <w:sz w:val="20"/>
+          <w:szCs w:val="20"/>
+        </w:rPr>
+        <w:t xml:space="preserve"> — Course / language picker</w:t>
       </w:r>
     </w:p>
     <w:p>
@@ -5618,7 +5378,25 @@
           <w:sz w:val="20"/>
           <w:szCs w:val="20"/>
         </w:rPr>
-        <w:t>Fig. 17 — Mobile view</w:t>
+        <w:t>Fig. 1</w:t>
+      </w:r>
+      <w:r>
+        <w:rPr>
+          <w:i/>
+          <w:iCs/>
+          <w:sz w:val="20"/>
+          <w:szCs w:val="20"/>
+        </w:rPr>
+        <w:t>5</w:t>
+      </w:r>
+      <w:r>
+        <w:rPr>
+          <w:i/>
+          <w:iCs/>
+          <w:sz w:val="20"/>
+          <w:szCs w:val="20"/>
+        </w:rPr>
+        <w:t xml:space="preserve"> — Mobile view</w:t>
       </w:r>
     </w:p>
     <w:p>
@@ -5730,7 +5508,25 @@
           <w:sz w:val="20"/>
           <w:szCs w:val="20"/>
         </w:rPr>
-        <w:t>Fig. 18 — Pricing / about page</w:t>
+        <w:t>Fig. 1</w:t>
+      </w:r>
+      <w:r>
+        <w:rPr>
+          <w:i/>
+          <w:iCs/>
+          <w:sz w:val="20"/>
+          <w:szCs w:val="20"/>
+        </w:rPr>
+        <w:t>6</w:t>
+      </w:r>
+      <w:r>
+        <w:rPr>
+          <w:i/>
+          <w:iCs/>
+          <w:sz w:val="20"/>
+          <w:szCs w:val="20"/>
+        </w:rPr>
+        <w:t xml:space="preserve"> — Pricing / about page</w:t>
       </w:r>
     </w:p>
     <w:p>
